--- a/uploads/Proposta/Proposta_C LAW_.docx
+++ b/uploads/Proposta/Proposta_C LAW_.docx
@@ -273,7 +273,7 @@
                 <w:szCs w:val="24"/>
                 <w:u w:val="single"/>
               </w:rPr>
-              <w:t xml:space="preserve">C LAW – Local: CASA PETRA </w:t>
+              <w:t xml:space="preserve">C LAW – Local: GRAND HYATT HOTEL </w:t>
             </w:r>
           </w:p>
         </w:tc>
@@ -333,7 +333,7 @@
                 <w:szCs w:val="24"/>
                 <w:u w:val="single"/>
               </w:rPr>
-              <w:t xml:space="preserve">CASA PETRA</w:t>
+              <w:t xml:space="preserve">PISO 1, PISO 2</w:t>
             </w:r>
           </w:p>
         </w:tc>
@@ -389,7 +389,7 @@
                 <w:szCs w:val="24"/>
                 <w:u w:val="single"/>
               </w:rPr>
-              <w:t xml:space="preserve">23/05/2026 ATÉ: 23/05/2026</w:t>
+              <w:t xml:space="preserve">27/06/2027 ATÉ: 27/06/2027</w:t>
             </w:r>
           </w:p>
         </w:tc>
@@ -445,7 +445,7 @@
                 <w:szCs w:val="24"/>
                 <w:u w:val="single"/>
               </w:rPr>
-              <w:t xml:space="preserve">24/05/2026 ATÉ: 25/05/2026</w:t>
+              <w:t xml:space="preserve">27/06/2027 ATÉ: 28/06/2027</w:t>
             </w:r>
           </w:p>
         </w:tc>
@@ -501,7 +501,7 @@
                 <w:szCs w:val="24"/>
                 <w:u w:val="single"/>
               </w:rPr>
-              <w:t xml:space="preserve">26/05/2026 ATÉ: 28/05/2026</w:t>
+              <w:t xml:space="preserve">29/06/2027 ATÉ: 30/06/2027</w:t>
             </w:r>
           </w:p>
         </w:tc>
@@ -564,7 +564,7 @@
                 <w:szCs w:val="24"/>
                 <w:u w:val="single"/>
               </w:rPr>
-              <w:t xml:space="preserve">29/05/2026 ATÉ: 29/05/2026</w:t>
+              <w:t xml:space="preserve">01/07/2027 ATÉ: 01/07/2027</w:t>
             </w:r>
           </w:p>
         </w:tc>
@@ -610,6 +610,78 @@
           <w:szCs w:val="24"/>
         </w:rPr>
         <w:t xml:space="preserve">
+          <w:r>
+            <w:rPr>
+              <w:rFonts w:ascii="Abel" w:hAnsi="Abel" w:cs="Abel"/>
+            </w:rPr>
+            <w:t xml:space="preserve"/>
+          </w:r>
+          <w:r>
+            <w:rPr>
+              <w:b/>
+              <w:i/>
+              <w:rFonts w:ascii="Abel" w:hAnsi="Abel" w:cs="Abel"/>
+            </w:rPr>
+            <w:t xml:space="preserve">ANALISTA DE PROJETOS</w:t>
+          </w:r>
+          <w:r>
+            <w:rPr>
+              <w:rFonts w:ascii="Abel" w:hAnsi="Abel" w:cs="Abel"/>
+            </w:rPr>
+            <w:t xml:space="preserve"/>
+            <w:br/>
+            <w:t xml:space="preserve"/>
+            <w:br/>
+            <w:t xml:space="preserve"/>
+            <w:br/>
+            <w:t xml:space="preserve"/>
+            <w:br/>
+            <w:t xml:space="preserve"/>
+          </w:r>
+          <w:r>
+            <w:rPr>
+              <w:b/>
+              <w:i/>
+              <w:rFonts w:ascii="Abel" w:hAnsi="Abel" w:cs="Abel"/>
+            </w:rPr>
+            <w:t xml:space="preserve">ANÁLISE DE PROJETOS VIA SISTEMA</w:t>
+          </w:r>
+          <w:r>
+            <w:rPr>
+              <w:rFonts w:ascii="Abel" w:hAnsi="Abel" w:cs="Abel"/>
+            </w:rPr>
+            <w:t xml:space="preserve"/>
+            <w:br/>
+            <w:t xml:space="preserve"> Sistema on-line para a análise do projeto e documentação;</w:t>
+            <w:br/>
+            <w:t xml:space="preserve"> Análise dos projetos de acordo com as normas de montagem do evento;</w:t>
+            <w:br/>
+            <w:t xml:space="preserve"> Recebimento da documentação dos estandes: (A.R.T. ou R.R.T. e Termo de Responsabilidade);</w:t>
+            <w:br/>
+            <w:t xml:space="preserve"/>
+            <w:br/>
+            <w:t xml:space="preserve">• 1 Sistema AnáLise De Projetos, 1 Diária(s), de: 01/06/2027 até: 01/06/2027</w:t>
+            <w:br/>
+            <w:t xml:space="preserve"/>
+            <w:br/>
+            <w:t xml:space="preserve">• 1 Analista De Projetos, 30 Diária(s), de: 28/05/2027 até: 26/06/2027</w:t>
+            <w:br/>
+            <w:t xml:space="preserve"/>
+            <w:br/>
+            <w:t xml:space="preserve">1 </w:t>
+            <w:br/>
+            <w:t xml:space="preserve"/>
+            <w:br/>
+            <w:t xml:space="preserve"/>
+          </w:r>
+          <w:r>
+            <w:rPr>
+              <w:b/>
+              <w:i/>
+              <w:rFonts w:ascii="Abel" w:hAnsi="Abel" w:cs="Abel"/>
+            </w:rPr>
+            <w:t xml:space="preserve">ANALISTA DE PROJETOS</w:t>
+          </w:r>
           <w:r>
             <w:rPr>
               <w:rFonts w:ascii="Abel" w:hAnsi="Abel" w:cs="Abel"/>
@@ -944,7 +1016,7 @@
           <w:sz w:val="24"/>
           <w:szCs w:val="24"/>
         </w:rPr>
-        <w:t xml:space="preserve">• 2 Ajudante De MarcaçãO, 1 Diária(s), de: 23/05/2026 até: 23/05/2026</w:t>
+        <w:t xml:space="preserve">• 1 Recepcionista Mono, (DIGITADORA), 2 Diária(s), de: 29/06/2027 até: 30/06/2027</w:t>
       </w:r>
     </w:p>
     <w:p>
@@ -964,7 +1036,7 @@
           <w:sz w:val="24"/>
           <w:szCs w:val="24"/>
         </w:rPr>
-        <w:t xml:space="preserve">• 2 Atendente De Caex -Mono, 4 Diária(s), de: 25/05/2026 até: 28/05/2026</w:t>
+        <w:t xml:space="preserve">• 2 Atendente De Caex -Mono, 4 Diária(s), de: 27/06/2027 até: 30/06/2027</w:t>
       </w:r>
     </w:p>
     <w:p>
@@ -984,7 +1056,7 @@
           <w:sz w:val="24"/>
           <w:szCs w:val="24"/>
         </w:rPr>
-        <w:t xml:space="preserve">• 1 Coordenador De Atendimento - EscritóRio Ja, 30 Diária(s), de: 25/04/2026 até: 24/05/2026</w:t>
+        <w:t xml:space="preserve">• 34 Carregadores, 1 Diária(s), de: 29/06/2027 até: 29/06/2027</w:t>
       </w:r>
     </w:p>
     <w:p>
@@ -1004,7 +1076,7 @@
           <w:sz w:val="24"/>
           <w:szCs w:val="24"/>
         </w:rPr>
-        <w:t xml:space="preserve">• 1 Coordenador De Caex, 4 Diária(s), de: 25/05/2026 até: 28/05/2026</w:t>
+        <w:t xml:space="preserve">• 1 Coordenador De Atendimento - EscritóRio Ja, 30 Diária(s), de: 27/05/2027 até: 25/06/2027</w:t>
       </w:r>
     </w:p>
     <w:p>
@@ -1024,7 +1096,7 @@
           <w:sz w:val="24"/>
           <w:szCs w:val="24"/>
         </w:rPr>
-        <w:t xml:space="preserve">• 1 Coordenador Operacional 1, 7 Diária(s), de: 23/05/2026 até: 29/05/2026</w:t>
+        <w:t xml:space="preserve">• 1 Coordenador De Caex, 4 Diária(s), de: 27/06/2027 até: 30/06/2027</w:t>
       </w:r>
     </w:p>
     <w:p>
@@ -1044,7 +1116,7 @@
           <w:sz w:val="24"/>
           <w:szCs w:val="24"/>
         </w:rPr>
-        <w:t xml:space="preserve">• 2 Fiscal Diurno, 7 Diária(s), de: 23/05/2026 até: 29/05/2026</w:t>
+        <w:t xml:space="preserve">• 1 Coordenador De Staff, 2 Diária(s), de: 29/06/2027 até: 30/06/2027</w:t>
       </w:r>
     </w:p>
     <w:p>
@@ -1064,7 +1136,7 @@
           <w:sz w:val="24"/>
           <w:szCs w:val="24"/>
         </w:rPr>
-        <w:t xml:space="preserve">• 1 Fiscal Noturno, 6 Diária(s), de: 24/05/2026 até: 29/05/2026</w:t>
+        <w:t xml:space="preserve">• 1 Coordenador Operacional 1, 5 Diária(s), de: 27/06/2027 até: 01/07/2027</w:t>
       </w:r>
     </w:p>
     <w:p>
@@ -1084,7 +1156,7 @@
           <w:sz w:val="24"/>
           <w:szCs w:val="24"/>
         </w:rPr>
-        <w:t xml:space="preserve">• 3 Recepcionista Mono, 3 Diária(s), de: 26/05/2026 até: 28/05/2026</w:t>
+        <w:t xml:space="preserve">• 3 Fiscal De MarcaçãO, 1 Diária(s), de: 27/06/2027 até: 27/06/2027</w:t>
       </w:r>
     </w:p>
     <w:p>
@@ -1104,7 +1176,7 @@
           <w:sz w:val="24"/>
           <w:szCs w:val="24"/>
         </w:rPr>
-        <w:t xml:space="preserve">• 1 Recepcionista Mono, 3 Diária(s), de: 26/05/2026 até: 28/05/2026</w:t>
+        <w:t xml:space="preserve">• 3 Fiscal Diurno, 5 Diária(s), de: 27/06/2027 até: 01/07/2027</w:t>
       </w:r>
     </w:p>
     <w:p>
@@ -1124,7 +1196,7 @@
           <w:sz w:val="24"/>
           <w:szCs w:val="24"/>
         </w:rPr>
-        <w:t xml:space="preserve">• 1 Sistema De Caex, 1 Diária(s), de: 30/03/2026 até: 30/03/2026</w:t>
+        <w:t xml:space="preserve">• 1 Fiscal Noturno, 5 Diária(s), de: 27/06/2027 até: 01/07/2027</w:t>
       </w:r>
     </w:p>
     <w:p>
@@ -1144,7 +1216,7 @@
           <w:sz w:val="24"/>
           <w:szCs w:val="24"/>
         </w:rPr>
-        <w:t xml:space="preserve">• 2 TéCnico De Ti, 4 Diária(s), de: 25/05/2026 até: 28/05/2026</w:t>
+        <w:t xml:space="preserve">• 1 OrçAmentista - EscritóRio Ja, 30 Diária(s), de: 27/06/2027 até: 26/07/2027</w:t>
       </w:r>
     </w:p>
     <w:p>
@@ -1164,7 +1236,87 @@
           <w:sz w:val="24"/>
           <w:szCs w:val="24"/>
         </w:rPr>
-        <w:t xml:space="preserve">• 4 Recepcionista Mono, (TOTEM), 3 Diária(s), de: 26/05/2026 até: 28/05/2026</w:t>
+        <w:t xml:space="preserve">• 1 Sistema De Caex, 1 Diária(s), de: 01/06/2027 até: 01/06/2027</w:t>
+      </w:r>
+    </w:p>
+    <w:p>
+      <w:pPr>
+        <w:pStyle w:val="PargrafodaLista"/>
+        <w:spacing w:line="285" w:lineRule="atLeast"/>
+        <w:ind w:left="0"/>
+        <w:rPr>
+          <w:rFonts w:ascii="Abel" w:hAnsi="Abel"/>
+          <w:sz w:val="24"/>
+          <w:szCs w:val="24"/>
+        </w:rPr>
+      </w:pPr>
+      <w:r>
+        <w:rPr>
+          <w:rFonts w:ascii="Abel" w:hAnsi="Abel"/>
+          <w:sz w:val="24"/>
+          <w:szCs w:val="24"/>
+        </w:rPr>
+        <w:t xml:space="preserve">• 2 TéCnico De Ti, 4 Diária(s), de: 27/06/2027 até: 30/06/2027</w:t>
+      </w:r>
+    </w:p>
+    <w:p>
+      <w:pPr>
+        <w:pStyle w:val="PargrafodaLista"/>
+        <w:spacing w:line="285" w:lineRule="atLeast"/>
+        <w:ind w:left="0"/>
+        <w:rPr>
+          <w:rFonts w:ascii="Abel" w:hAnsi="Abel"/>
+          <w:sz w:val="24"/>
+          <w:szCs w:val="24"/>
+        </w:rPr>
+      </w:pPr>
+      <w:r>
+        <w:rPr>
+          <w:rFonts w:ascii="Abel" w:hAnsi="Abel"/>
+          <w:sz w:val="24"/>
+          <w:szCs w:val="24"/>
+        </w:rPr>
+        <w:t xml:space="preserve">• 3 Recepcionista Mono, (SALAS), 2 Diária(s), de: 29/06/2027 até: 30/06/2027</w:t>
+      </w:r>
+    </w:p>
+    <w:p>
+      <w:pPr>
+        <w:pStyle w:val="PargrafodaLista"/>
+        <w:spacing w:line="285" w:lineRule="atLeast"/>
+        <w:ind w:left="0"/>
+        <w:rPr>
+          <w:rFonts w:ascii="Abel" w:hAnsi="Abel"/>
+          <w:sz w:val="24"/>
+          <w:szCs w:val="24"/>
+        </w:rPr>
+      </w:pPr>
+      <w:r>
+        <w:rPr>
+          <w:rFonts w:ascii="Abel" w:hAnsi="Abel"/>
+          <w:sz w:val="24"/>
+          <w:szCs w:val="24"/>
+        </w:rPr>
+        <w:t xml:space="preserve">• 4 Recepcionista Mono, (TOTEM), 2 Diária(s), de: 29/06/2027 até: 30/06/2027</w:t>
+      </w:r>
+    </w:p>
+    <w:p>
+      <w:pPr>
+        <w:pStyle w:val="PargrafodaLista"/>
+        <w:spacing w:line="285" w:lineRule="atLeast"/>
+        <w:ind w:left="0"/>
+        <w:rPr>
+          <w:rFonts w:ascii="Abel" w:hAnsi="Abel"/>
+          <w:sz w:val="24"/>
+          <w:szCs w:val="24"/>
+        </w:rPr>
+      </w:pPr>
+      <w:r>
+        <w:rPr>
+          <w:rFonts w:ascii="Abel" w:hAnsi="Abel"/>
+          <w:sz w:val="24"/>
+          <w:szCs w:val="24"/>
+        </w:rPr>
+        <w:t xml:space="preserve">• 1 Coordenador Operacional 1, (VISITA TÉCNICA), 2 Diária(s), de: 01/06/2027 até: 02/06/2027</w:t>
       </w:r>
     </w:p>
     <w:p>
@@ -1257,7 +1409,7 @@
           <w:sz w:val="24"/>
           <w:szCs w:val="24"/>
         </w:rPr>
-        <w:t xml:space="preserve">• 1 Impressora De Etiqueta, 3 Diária(s), de: 26/05/2026 até: 28/05/2026</w:t>
+        <w:t xml:space="preserve">• 1 Impressora De Etiqueta, 3 Diária(s), de: 28/06/2027 até: 30/06/2027</w:t>
       </w:r>
     </w:p>
     <w:p>
@@ -1277,7 +1429,7 @@
           <w:sz w:val="24"/>
           <w:szCs w:val="24"/>
         </w:rPr>
-        <w:t xml:space="preserve">• 1 Impressora Multifuncional, 4 Diária(s), de: 25/05/2026 até: 28/05/2026</w:t>
+        <w:t xml:space="preserve">• 1 Notebook, 3 Diária(s), de: 28/06/2027 até: 30/06/2027</w:t>
       </w:r>
     </w:p>
     <w:p>
@@ -1297,7 +1449,7 @@
           <w:sz w:val="24"/>
           <w:szCs w:val="24"/>
         </w:rPr>
-        <w:t xml:space="preserve">• 1 Notebook, 3 Diária(s), de: 26/05/2026 até: 28/05/2026</w:t>
+        <w:t xml:space="preserve">• 1 Sistema De Credenciamento, 1 Diária(s), de: 01/06/2027 até: 01/06/2027</w:t>
       </w:r>
     </w:p>
     <w:p>
@@ -1317,7 +1469,7 @@
           <w:sz w:val="24"/>
           <w:szCs w:val="24"/>
         </w:rPr>
-        <w:t xml:space="preserve">• 1 Sistema De Credenciamento, 1 Diária(s), de: 22/05/2026 até: 22/05/2026</w:t>
+        <w:t xml:space="preserve">• 10 Totem Completo, 3 Diária(s), de: 28/06/2027 até: 30/06/2027</w:t>
       </w:r>
     </w:p>
     <w:p>
@@ -1337,7 +1489,7 @@
           <w:sz w:val="24"/>
           <w:szCs w:val="24"/>
         </w:rPr>
-        <w:t xml:space="preserve">• 10 Totem Completo, 3 Diária(s), de: 26/05/2026 até: 28/05/2026</w:t>
+        <w:t xml:space="preserve">• 3 Celular Leitor, 2 Diária(s), de: 29/06/2027 até: 30/06/2027</w:t>
       </w:r>
     </w:p>
     <w:p>
@@ -1357,47 +1509,7 @@
           <w:sz w:val="24"/>
           <w:szCs w:val="24"/>
         </w:rPr>
-        <w:t xml:space="preserve">• 3 Impressora De Etiqueta, 4 Diária(s), de: 25/05/2026 até: 28/05/2026</w:t>
-      </w:r>
-    </w:p>
-    <w:p>
-      <w:pPr>
-        <w:pStyle w:val="PargrafodaLista"/>
-        <w:spacing w:line="285" w:lineRule="atLeast"/>
-        <w:ind w:left="0"/>
-        <w:rPr>
-          <w:rFonts w:ascii="Abel" w:hAnsi="Abel"/>
-          <w:sz w:val="24"/>
-          <w:szCs w:val="24"/>
-        </w:rPr>
-      </w:pPr>
-      <w:r>
-        <w:rPr>
-          <w:rFonts w:ascii="Abel" w:hAnsi="Abel"/>
-          <w:sz w:val="24"/>
-          <w:szCs w:val="24"/>
-        </w:rPr>
-        <w:t xml:space="preserve">• 3 Leitor Opn, 3 Diária(s), de: 26/05/2026 até: 28/05/2026</w:t>
-      </w:r>
-    </w:p>
-    <w:p>
-      <w:pPr>
-        <w:pStyle w:val="PargrafodaLista"/>
-        <w:spacing w:line="285" w:lineRule="atLeast"/>
-        <w:ind w:left="0"/>
-        <w:rPr>
-          <w:rFonts w:ascii="Abel" w:hAnsi="Abel"/>
-          <w:sz w:val="24"/>
-          <w:szCs w:val="24"/>
-        </w:rPr>
-      </w:pPr>
-      <w:r>
-        <w:rPr>
-          <w:rFonts w:ascii="Abel" w:hAnsi="Abel"/>
-          <w:sz w:val="24"/>
-          <w:szCs w:val="24"/>
-        </w:rPr>
-        <w:t xml:space="preserve">• 3 Notebook, 4 Diária(s), de: 25/05/2026 até: 28/05/2026</w:t>
+        <w:t xml:space="preserve">• 3 Celular Leitor, 3 Diária(s), de: 28/06/2027 até: 30/06/2027</w:t>
       </w:r>
     </w:p>
     <w:p>
@@ -1654,7 +1766,7 @@
           <w:sz w:val="24"/>
           <w:szCs w:val="24"/>
         </w:rPr>
-        <w:t xml:space="preserve">2026</w:t>
+        <w:t xml:space="preserve">2027</w:t>
       </w:r>
       <w:r>
         <w:rPr>
@@ -1672,7 +1784,7 @@
           <w:sz w:val="24"/>
           <w:szCs w:val="24"/>
         </w:rPr>
-        <w:t xml:space="preserve">R$ 81.802,98</w:t>
+        <w:t xml:space="preserve">R$ 106.880,04</w:t>
       </w:r>
       <w:r>
         <w:rPr>
@@ -1851,7 +1963,7 @@
           <w:i/>
           <w:iCs/>
         </w:rPr>
-        <w:t xml:space="preserve">06/04/2026</w:t>
+        <w:t xml:space="preserve">01/07/2026</w:t>
       </w:r>
     </w:p>
     <w:p>

--- a/uploads/Proposta/Proposta_C LAW_.docx
+++ b/uploads/Proposta/Proposta_C LAW_.docx
@@ -123,7 +123,7 @@
                 <w:szCs w:val="24"/>
                 <w:u w:val="single"/>
               </w:rPr>
-              <w:t xml:space="preserve">CONCEITO SEMINÁRIOS E EVENTOS CORPORATIVOS</w:t>
+              <w:t xml:space="preserve">C LAW EXPERIENCE FEIRA E CONGRESSO LTDA</w:t>
             </w:r>
           </w:p>
         </w:tc>
@@ -179,14 +179,14 @@
                 <w:szCs w:val="24"/>
                 <w:u w:val="single"/>
               </w:rPr>
-              <w:t xml:space="preserve"> – Celular:</w:t>
+              <w:t xml:space="preserve">ANA PAULA TEIXEIRA – Celular:</w:t>
             </w:r>
             <w:r>
               <w:rPr>
                 <w:szCs w:val="24"/>
                 <w:u w:val="single"/>
               </w:rPr>
-              <w:t xml:space="preserve">21972118090 </w:t>
+              <w:t xml:space="preserve">11987079330 </w:t>
             </w:r>
             <w:r>
               <w:rPr>
@@ -216,7 +216,7 @@
                 <w:szCs w:val="24"/>
                 <w:u w:val="single"/>
               </w:rPr>
-              <w:t xml:space="preserve">carina@conceitoseminarios.com.br</w:t>
+              <w:t xml:space="preserve">anapaula@clawexperience.com.br</w:t>
             </w:r>
           </w:p>
         </w:tc>
@@ -622,7 +622,7 @@
               <w:i/>
               <w:rFonts w:ascii="Abel" w:hAnsi="Abel" w:cs="Abel"/>
             </w:rPr>
-            <w:t xml:space="preserve">ANALISTA DE PROJETOS</w:t>
+            <w:t xml:space="preserve">ATUALIZAÇÃO DE PLANTA</w:t>
           </w:r>
           <w:r>
             <w:rPr>
@@ -630,45 +630,17 @@
             </w:rPr>
             <w:t xml:space="preserve"/>
             <w:br/>
+            <w:t xml:space="preserve">● Atualização da Planta (2x por semana via e-mail)</w:t>
+            <w:br/>
+            <w:t xml:space="preserve">● Suporte Técnico durante a Comercialização</w:t>
+            <w:br/>
             <w:t xml:space="preserve"/>
+            <w:br/>
+            <w:t xml:space="preserve">• 1 AtualizaçãO De Planta, 1 Diária(s), de: 20/07/2027 até: 20/07/2027</w:t>
             <w:br/>
             <w:t xml:space="preserve"/>
             <w:br/>
             <w:t xml:space="preserve"/>
-            <w:br/>
-            <w:t xml:space="preserve"/>
-          </w:r>
-          <w:r>
-            <w:rPr>
-              <w:b/>
-              <w:i/>
-              <w:rFonts w:ascii="Abel" w:hAnsi="Abel" w:cs="Abel"/>
-            </w:rPr>
-            <w:t xml:space="preserve">ANÁLISE DE PROJETOS VIA SISTEMA</w:t>
-          </w:r>
-          <w:r>
-            <w:rPr>
-              <w:rFonts w:ascii="Abel" w:hAnsi="Abel" w:cs="Abel"/>
-            </w:rPr>
-            <w:t xml:space="preserve"/>
-            <w:br/>
-            <w:t xml:space="preserve"> Sistema on-line para a análise do projeto e documentação;</w:t>
-            <w:br/>
-            <w:t xml:space="preserve"> Análise dos projetos de acordo com as normas de montagem do evento;</w:t>
-            <w:br/>
-            <w:t xml:space="preserve"> Recebimento da documentação dos estandes: (A.R.T. ou R.R.T. e Termo de Responsabilidade);</w:t>
-            <w:br/>
-            <w:t xml:space="preserve"/>
-            <w:br/>
-            <w:t xml:space="preserve">• 1 Sistema AnáLise De Projetos, 1 Diária(s), de: 01/06/2027 até: 01/06/2027</w:t>
-            <w:br/>
-            <w:t xml:space="preserve"/>
-            <w:br/>
-            <w:t xml:space="preserve">• 1 Analista De Projetos, 30 Diária(s), de: 28/05/2027 até: 26/06/2027</w:t>
-            <w:br/>
-            <w:t xml:space="preserve"/>
-            <w:br/>
-            <w:t xml:space="preserve">1 </w:t>
             <w:br/>
             <w:t xml:space="preserve"/>
             <w:br/>
@@ -687,6 +659,16 @@
               <w:rFonts w:ascii="Abel" w:hAnsi="Abel" w:cs="Abel"/>
             </w:rPr>
             <w:t xml:space="preserve"/>
+            <w:br/>
+            <w:t xml:space="preserve"> Sistema on-line para a análise do projeto e documentação;</w:t>
+            <w:br/>
+            <w:t xml:space="preserve"> Análise dos projetos de acordo com as normas de montagem do evento;</w:t>
+            <w:br/>
+            <w:t xml:space="preserve"> Recebimento da documentação dos estandes: (A.R.T. ou R.R.T. e Termo de Responsabilidade);</w:t>
+            <w:br/>
+            <w:t xml:space="preserve"/>
+            <w:br/>
+            <w:t xml:space="preserve">• 1 Analista De Projetos, 15 Diária(s), de: 12/06/2027 até: 26/06/2027</w:t>
           </w:r>
         </w:t>
       </w:r>
@@ -1016,7 +998,7 @@
           <w:sz w:val="24"/>
           <w:szCs w:val="24"/>
         </w:rPr>
-        <w:t xml:space="preserve">• 1 Recepcionista Mono, (DIGITADORA), 2 Diária(s), de: 29/06/2027 até: 30/06/2027</w:t>
+        <w:t xml:space="preserve">• 3 Recepcionista Mono, (CONTROLE DE ACESSO), 2 Diária(s), de: 29/06/2027 até: 30/06/2027</w:t>
       </w:r>
     </w:p>
     <w:p>
@@ -1036,7 +1018,7 @@
           <w:sz w:val="24"/>
           <w:szCs w:val="24"/>
         </w:rPr>
-        <w:t xml:space="preserve">• 2 Atendente De Caex -Mono, 4 Diária(s), de: 27/06/2027 até: 30/06/2027</w:t>
+        <w:t xml:space="preserve">• 1 Recepcionista Mono, (DIGITADORA), 2 Diária(s), de: 29/06/2027 até: 30/06/2027</w:t>
       </w:r>
     </w:p>
     <w:p>
@@ -1056,7 +1038,7 @@
           <w:sz w:val="24"/>
           <w:szCs w:val="24"/>
         </w:rPr>
-        <w:t xml:space="preserve">• 34 Carregadores, 1 Diária(s), de: 29/06/2027 até: 29/06/2027</w:t>
+        <w:t xml:space="preserve">• 2 Atendente De Caex -Mono, 4 Diária(s), de: 27/06/2027 até: 30/06/2027</w:t>
       </w:r>
     </w:p>
     <w:p>
@@ -1216,7 +1198,7 @@
           <w:sz w:val="24"/>
           <w:szCs w:val="24"/>
         </w:rPr>
-        <w:t xml:space="preserve">• 1 OrçAmentista - EscritóRio Ja, 30 Diária(s), de: 27/06/2027 até: 26/07/2027</w:t>
+        <w:t xml:space="preserve">• 1 Sistema AnáLise De Projetos, 1 Diária(s), de: 01/06/2027 até: 01/06/2027</w:t>
       </w:r>
     </w:p>
     <w:p>
@@ -1316,7 +1298,7 @@
           <w:sz w:val="24"/>
           <w:szCs w:val="24"/>
         </w:rPr>
-        <w:t xml:space="preserve">• 1 Coordenador Operacional 1, (VISITA TÉCNICA), 2 Diária(s), de: 01/06/2027 até: 02/06/2027</w:t>
+        <w:t xml:space="preserve">• 2 Coordenador Operacional 1, (VISITA TÉCNICA), 2 Diária(s), de: 01/06/2027 até: 02/06/2027</w:t>
       </w:r>
     </w:p>
     <w:p>
@@ -1409,7 +1391,7 @@
           <w:sz w:val="24"/>
           <w:szCs w:val="24"/>
         </w:rPr>
-        <w:t xml:space="preserve">• 1 Impressora De Etiqueta, 3 Diária(s), de: 28/06/2027 até: 30/06/2027</w:t>
+        <w:t xml:space="preserve">• 1 Impressora De Etiqueta, 2 Diária(s), de: 29/06/2027 até: 30/06/2027</w:t>
       </w:r>
     </w:p>
     <w:p>
@@ -1429,7 +1411,7 @@
           <w:sz w:val="24"/>
           <w:szCs w:val="24"/>
         </w:rPr>
-        <w:t xml:space="preserve">• 1 Notebook, 3 Diária(s), de: 28/06/2027 até: 30/06/2027</w:t>
+        <w:t xml:space="preserve">• 1 Impressora Multifuncional, (CAEX), 4 Diária(s), de: 27/06/2027 até: 30/06/2027</w:t>
       </w:r>
     </w:p>
     <w:p>
@@ -1449,7 +1431,7 @@
           <w:sz w:val="24"/>
           <w:szCs w:val="24"/>
         </w:rPr>
-        <w:t xml:space="preserve">• 1 Sistema De Credenciamento, 1 Diária(s), de: 01/06/2027 até: 01/06/2027</w:t>
+        <w:t xml:space="preserve">• 1 Notebook, 2 Diária(s), de: 29/06/2027 até: 30/06/2027</w:t>
       </w:r>
     </w:p>
     <w:p>
@@ -1469,7 +1451,7 @@
           <w:sz w:val="24"/>
           <w:szCs w:val="24"/>
         </w:rPr>
-        <w:t xml:space="preserve">• 10 Totem Completo, 3 Diária(s), de: 28/06/2027 até: 30/06/2027</w:t>
+        <w:t xml:space="preserve">• 1 Sistema De Credenciamento, 1 Diária(s), de: 01/06/2027 até: 01/06/2027</w:t>
       </w:r>
     </w:p>
     <w:p>
@@ -1489,7 +1471,7 @@
           <w:sz w:val="24"/>
           <w:szCs w:val="24"/>
         </w:rPr>
-        <w:t xml:space="preserve">• 3 Celular Leitor, 2 Diária(s), de: 29/06/2027 até: 30/06/2027</w:t>
+        <w:t xml:space="preserve">• 1 Suprimentos, 1 Diária(s), de: 27/06/2027 até: 27/06/2027</w:t>
       </w:r>
     </w:p>
     <w:p>
@@ -1509,7 +1491,87 @@
           <w:sz w:val="24"/>
           <w:szCs w:val="24"/>
         </w:rPr>
-        <w:t xml:space="preserve">• 3 Celular Leitor, 3 Diária(s), de: 28/06/2027 até: 30/06/2027</w:t>
+        <w:t xml:space="preserve">• 10 Totem Completo, 2 Diária(s), de: 29/06/2027 até: 30/06/2027</w:t>
+      </w:r>
+    </w:p>
+    <w:p>
+      <w:pPr>
+        <w:pStyle w:val="PargrafodaLista"/>
+        <w:spacing w:line="285" w:lineRule="atLeast"/>
+        <w:ind w:left="0"/>
+        <w:rPr>
+          <w:rFonts w:ascii="Abel" w:hAnsi="Abel"/>
+          <w:sz w:val="24"/>
+          <w:szCs w:val="24"/>
+        </w:rPr>
+      </w:pPr>
+      <w:r>
+        <w:rPr>
+          <w:rFonts w:ascii="Abel" w:hAnsi="Abel"/>
+          <w:sz w:val="24"/>
+          <w:szCs w:val="24"/>
+        </w:rPr>
+        <w:t xml:space="preserve">• 2 Impressora De Etiqueta, (CAEX), 4 Diária(s), de: 27/06/2027 até: 30/06/2027</w:t>
+      </w:r>
+    </w:p>
+    <w:p>
+      <w:pPr>
+        <w:pStyle w:val="PargrafodaLista"/>
+        <w:spacing w:line="285" w:lineRule="atLeast"/>
+        <w:ind w:left="0"/>
+        <w:rPr>
+          <w:rFonts w:ascii="Abel" w:hAnsi="Abel"/>
+          <w:sz w:val="24"/>
+          <w:szCs w:val="24"/>
+        </w:rPr>
+      </w:pPr>
+      <w:r>
+        <w:rPr>
+          <w:rFonts w:ascii="Abel" w:hAnsi="Abel"/>
+          <w:sz w:val="24"/>
+          <w:szCs w:val="24"/>
+        </w:rPr>
+        <w:t xml:space="preserve">• 2 Notebook, (CAEX), 4 Diária(s), de: 27/06/2027 até: 30/06/2027</w:t>
+      </w:r>
+    </w:p>
+    <w:p>
+      <w:pPr>
+        <w:pStyle w:val="PargrafodaLista"/>
+        <w:spacing w:line="285" w:lineRule="atLeast"/>
+        <w:ind w:left="0"/>
+        <w:rPr>
+          <w:rFonts w:ascii="Abel" w:hAnsi="Abel"/>
+          <w:sz w:val="24"/>
+          <w:szCs w:val="24"/>
+        </w:rPr>
+      </w:pPr>
+      <w:r>
+        <w:rPr>
+          <w:rFonts w:ascii="Abel" w:hAnsi="Abel"/>
+          <w:sz w:val="24"/>
+          <w:szCs w:val="24"/>
+        </w:rPr>
+        <w:t xml:space="preserve">• 3 Celular Leitor, (ACESSO), 2 Diária(s), de: 29/06/2027 até: 30/06/2027</w:t>
+      </w:r>
+    </w:p>
+    <w:p>
+      <w:pPr>
+        <w:pStyle w:val="PargrafodaLista"/>
+        <w:spacing w:line="285" w:lineRule="atLeast"/>
+        <w:ind w:left="0"/>
+        <w:rPr>
+          <w:rFonts w:ascii="Abel" w:hAnsi="Abel"/>
+          <w:sz w:val="24"/>
+          <w:szCs w:val="24"/>
+        </w:rPr>
+      </w:pPr>
+      <w:r>
+        <w:rPr>
+          <w:rFonts w:ascii="Abel" w:hAnsi="Abel"/>
+          <w:sz w:val="24"/>
+          <w:szCs w:val="24"/>
+        </w:rPr>
+        <w:t xml:space="preserve">• 3 Celular Leitor, (SALAS), 2 Diária(s), de: 29/06/2027 até: 30/06/2027</w:t>
       </w:r>
     </w:p>
     <w:p>
@@ -1784,7 +1846,7 @@
           <w:sz w:val="24"/>
           <w:szCs w:val="24"/>
         </w:rPr>
-        <w:t xml:space="preserve">R$ 106.880,04</w:t>
+        <w:t xml:space="preserve">R$ 106.000,00</w:t>
       </w:r>
       <w:r>
         <w:rPr>
@@ -1872,7 +1934,11 @@
           <w:sz w:val="24"/>
           <w:szCs w:val="24"/>
         </w:rPr>
-        <w:t xml:space="preserve"/>
+        <w:t xml:space="preserve">R$ 6.000,00 – Ato (18/09/2026)</w:t>
+        <w:br/>
+        <w:t xml:space="preserve">R$ 50.000,00 – 2a. parcela (30/05/2027)</w:t>
+        <w:br/>
+        <w:t xml:space="preserve">R$ 50.000,00 – 3a. parcela (25/06/2027)</w:t>
       </w:r>
     </w:p>
     <w:p>
@@ -1963,7 +2029,7 @@
           <w:i/>
           <w:iCs/>
         </w:rPr>
-        <w:t xml:space="preserve">01/07/2026</w:t>
+        <w:t xml:space="preserve">03/09/2026</w:t>
       </w:r>
     </w:p>
     <w:p>
